--- a/policies/build/masters_hco/HCO.IPC.1_v2_master.docx
+++ b/policies/build/masters_hco/HCO.IPC.1_v2_master.docx
@@ -1172,7 +1172,7 @@
           <w:sz w:val="22"/>
           <w:szCs w:val="22"/>
         </w:rPr>
-        <w:t xml:space="preserve">Method note (from guidebook interpretation): The organisation shall use any validated tool for performing infection prevention and control assessment tool. Examples of validated tools include WHO’s Infection Prevention and Control Assessment Framework at the Facility Level and CDC’s Infection Prevention and Control Assessment Tool for Acute Care Hospitals. HEB cone.</w:t>
+        <w:t xml:space="preserve">Method note (from guidebook interpretation): The organisation shall use any validated tool for performing infection prevention and control assessment tool. Examples of validated tools include WHO’s Infection Prevention and Control Assessment Framework at the Facility Level and CDC’s Infection Prevention and Control Assessment Tool for Acute Care Hospitals. Hospital Infection Society India (HISI) assessment checklists, or an ICMR-published infection-control assessment tool, are equally acceptable — NABH does not mandate WHO or CDC specifically. HEB cone.</w:t>
       </w:r>
     </w:p>
     <w:p>
